--- a/Nota_Tecnica_Area_Redes_Acceso_Externo.docx
+++ b/Nota_Tecnica_Area_Redes_Acceso_Externo.docx
@@ -345,7 +345,7 @@
                 <w:sz w:val="19"/>
                 <w:szCs w:val="19"/>
               </w:rPr>
-              <w:t xml:space="preserve">Tipo A, apuntando a la IP pública de la conexión de la oficina (a proveer por Redes)</w:t>
+              <w:t xml:space="preserve">Tipo A, apuntando a 168.226.214.59 (IP pública confirmada de la conexión de la oficina)</w:t>
             </w:r>
           </w:p>
         </w:tc>

--- a/Nota_Tecnica_Area_Redes_Acceso_Externo.docx
+++ b/Nota_Tecnica_Area_Redes_Acceso_Externo.docx
@@ -295,7 +295,7 @@
                 <w:sz w:val="19"/>
                 <w:szCs w:val="19"/>
               </w:rPr>
-              <w:t xml:space="preserve">intranet.spseguridad.com.ar (a confirmar el nombre final)</w:t>
+              <w:t xml:space="preserve">Dos subdominios para este proyecto: intranet.spseguridad.com.ar (el sitio) y api.spseguridad.com.ar (login y datos vía Supabase). Nombres a confirmar.</w:t>
             </w:r>
           </w:p>
         </w:tc>
@@ -345,7 +345,7 @@
                 <w:sz w:val="19"/>
                 <w:szCs w:val="19"/>
               </w:rPr>
-              <w:t xml:space="preserve">Tipo A, apuntando a 168.226.214.59 (IP pública confirmada de la conexión de la oficina)</w:t>
+              <w:t xml:space="preserve">Tipo A para cada uno de los dos subdominios de este proyecto, ambos apuntando a 168.226.214.59 (IP pública confirmada de la conexión de la oficina).</w:t>
             </w:r>
           </w:p>
         </w:tc>
@@ -505,6 +505,18 @@
       <w:pPr>
         <w:spacing w:before="200"/>
       </w:pPr>
+    </w:p>
+    <w:p>
+      <w:pPr>
+        <w:spacing w:after="160" w:line="300"/>
+      </w:pPr>
+      <w:r>
+        <w:rPr>
+          <w:sz w:val="21"/>
+          <w:szCs w:val="21"/>
+        </w:rPr>
+        <w:t xml:space="preserve">Nota sobre los dos subdominios del Proyecto 1: el login (con cuenta de Google) redirige al navegador directo al servicio de autenticación de Supabase, no solo al sitio — por eso necesita su propio subdominio con certificado HTTPS válido, además del subdominio del sitio en sí. No requiere puertos adicionales: reutiliza los mismos 80/443 ya solicitados, el servidor distingue cada uno por nombre de subdominio.</w:t>
+      </w:r>
     </w:p>
     <w:p>
       <w:pPr>
